--- a/tools/consent_template.docx
+++ b/tools/consent_template.docx
@@ -14,6 +14,16 @@
           <w:u w:val="single"/>
         </w:rPr>
       </w:pPr>
+      <w:r>
+        <w:rPr>
+          <w:rFonts w:ascii="HY헤드라인M" w:eastAsia="HY헤드라인M"/>
+          <w:b/>
+          <w:sz w:val="36"/>
+          <w:szCs w:val="32"/>
+          <w:u w:val="single"/>
+        </w:rPr>
+        <w:t xml:space="preserve">{{SP0}}</w:t>
+      </w:r>
     </w:p>
     <w:p>
       <w:pPr>
@@ -85,7 +95,7 @@
           <w:szCs w:val="32"/>
           <w:u w:val="single"/>
         </w:rPr>
-        <w:t xml:space="preserve"> 근로조건/급여테이블 변경</w:t>
+        <w:t xml:space="preserve">{{TBR}}근로조건/급여테이블 변경</w:t>
       </w:r>
       <w:r>
         <w:rPr>
@@ -2007,21 +2017,33 @@
       <w:pPr>
         <w:spacing w:line="276" w:lineRule="auto"/>
       </w:pPr>
+      <w:r>
+        <w:t xml:space="preserve">{{SP1}}</w:t>
+      </w:r>
     </w:p>
     <w:p>
       <w:pPr>
         <w:spacing w:line="276" w:lineRule="auto"/>
       </w:pPr>
+      <w:r>
+        <w:t xml:space="preserve">{{SP2}}</w:t>
+      </w:r>
     </w:p>
     <w:p>
       <w:pPr>
         <w:spacing w:line="276" w:lineRule="auto"/>
       </w:pPr>
+      <w:r>
+        <w:t xml:space="preserve">{{SP3}}</w:t>
+      </w:r>
     </w:p>
     <w:p>
       <w:pPr>
         <w:spacing w:line="276" w:lineRule="auto"/>
       </w:pPr>
+      <w:r>
+        <w:t xml:space="preserve">{{SP4}}</w:t>
+      </w:r>
     </w:p>
     <w:p>
       <w:pPr>
